--- a/Knowledge/3-Work knowledge/1-Software Engineering/2-Testing/5-My Source/1-ISTQB Foundation Level/9-Tool Support for Testing/2-Common Types of Test Automation Frameworks/4-Library Architecture Framework.docx
+++ b/Knowledge/3-Work knowledge/1-Software Engineering/2-Testing/5-My Source/1-ISTQB Foundation Level/9-Tool Support for Testing/2-Common Types of Test Automation Frameworks/4-Library Architecture Framework.docx
@@ -36,51 +36,77 @@
       </w:pPr>
       <w:r>
         <w:rPr>
-          <w:b/>
-          <w:shd w:val="clear" w:color="auto" w:fill="B7B7B7"/>
-        </w:rPr>
-        <w:t># Source</w:t>
-      </w:r>
-      <w:r>
-        <w:rPr>
-          <w:shd w:val="clear" w:color="auto" w:fill="B7B7B7"/>
-        </w:rPr>
-        <w:t xml:space="preserve">: </w:t>
-      </w:r>
-      <w:r>
-        <w:rPr>
-          <w:b/>
-          <w:shd w:val="clear" w:color="auto" w:fill="B7B7B7"/>
-        </w:rPr>
-        <w:t xml:space="preserve">Chatgpt </w:t>
-      </w:r>
-      <w:r>
-        <w:rPr>
-          <w:b/>
-          <w:sz w:val="14"/>
-          <w:szCs w:val="14"/>
-          <w:shd w:val="clear" w:color="auto" w:fill="B7B7B7"/>
-        </w:rPr>
-        <w:t>(GPT</w:t>
-      </w:r>
-      <w:r>
-        <w:rPr>
-          <w:rFonts w:ascii="Cambria Math" w:hAnsi="Cambria Math" w:cs="Cambria Math"/>
-          <w:b/>
-          <w:sz w:val="14"/>
-          <w:szCs w:val="14"/>
-          <w:shd w:val="clear" w:color="auto" w:fill="B7B7B7"/>
+          <w:rFonts w:ascii="Arial" w:eastAsia="Arial" w:hAnsi="Arial" w:cs="Arial"/>
+          <w:b/>
+          <w:color w:val="000000"/>
+          <w:sz w:val="18"/>
+          <w:highlight w:val="lightGray"/>
+        </w:rPr>
+        <w:t># Source: AI Source: Provided by: [Data Path</w:t>
+      </w:r>
+      <w:r>
+        <w:rPr>
+          <w:rFonts w:ascii="Arial" w:eastAsia="Arial" w:hAnsi="Arial" w:cs="Arial"/>
+          <w:color w:val="000000"/>
+          <w:sz w:val="18"/>
+          <w:highlight w:val="lightGray"/>
+        </w:rPr>
+        <w:t xml:space="preserve">: Persons Table -&gt; ID Column: 1, Name_En Column: Motasem Essam] -&gt; </w:t>
+      </w:r>
+      <w:r>
+        <w:rPr>
+          <w:rFonts w:ascii="Arial" w:eastAsia="Arial" w:hAnsi="Arial" w:cs="Arial"/>
+          <w:b/>
+          <w:color w:val="000000"/>
+          <w:sz w:val="18"/>
+          <w:highlight w:val="lightGray"/>
+        </w:rPr>
+        <w:t>From:</w:t>
+      </w:r>
+      <w:r>
+        <w:rPr>
+          <w:rFonts w:ascii="Arial" w:eastAsia="Arial" w:hAnsi="Arial" w:cs="Arial"/>
+          <w:color w:val="000000"/>
+          <w:sz w:val="18"/>
+          <w:highlight w:val="lightGray"/>
+        </w:rPr>
+        <w:t xml:space="preserve"> [Chatgpt (GPT</w:t>
+      </w:r>
+      <w:r>
+        <w:rPr>
+          <w:rFonts w:ascii="Arial" w:eastAsia="Arial" w:hAnsi="Arial" w:cs="Cambria Math"/>
+          <w:color w:val="000000"/>
+          <w:sz w:val="18"/>
+          <w:highlight w:val="lightGray"/>
         </w:rPr>
         <w:t>‑</w:t>
       </w:r>
       <w:r>
         <w:rPr>
-          <w:b/>
-          <w:sz w:val="14"/>
-          <w:szCs w:val="14"/>
-          <w:shd w:val="clear" w:color="auto" w:fill="B7B7B7"/>
-        </w:rPr>
-        <w:t>5 Mini) at [8/19/2025]</w:t>
+          <w:rFonts w:ascii="Arial" w:eastAsia="Arial" w:hAnsi="Arial" w:cs="Arial"/>
+          <w:color w:val="000000"/>
+          <w:sz w:val="18"/>
+          <w:highlight w:val="lightGray"/>
+        </w:rPr>
+        <w:t xml:space="preserve">5 Mini)] </w:t>
+      </w:r>
+      <w:r>
+        <w:rPr>
+          <w:rFonts w:ascii="Arial" w:eastAsia="Arial" w:hAnsi="Arial" w:cs="Arial"/>
+          <w:b/>
+          <w:color w:val="000000"/>
+          <w:sz w:val="18"/>
+          <w:highlight w:val="lightGray"/>
+        </w:rPr>
+        <w:t>on</w:t>
+      </w:r>
+      <w:r>
+        <w:rPr>
+          <w:rFonts w:ascii="Arial" w:eastAsia="Arial" w:hAnsi="Arial"/>
+          <w:sz w:val="18"/>
+          <w:highlight w:val="lightGray"/>
+        </w:rPr>
+        <w:t xml:space="preserve"> [8/19/2025]</w:t>
       </w:r>
     </w:p>
     <w:p>
@@ -198,7 +224,7 @@
     </w:p>
     <w:p>
       <w:r>
-        <w:pict w14:anchorId="505194DC">
+        <w:pict w14:anchorId="50F7C8A9">
           <v:rect id="_x0000_i1025" style="width:0;height:1.5pt" o:hralign="center" o:hrstd="t" o:hr="t" fillcolor="#a0a0a0" stroked="f"/>
         </w:pict>
       </w:r>
@@ -222,51 +248,77 @@
       </w:pPr>
       <w:r>
         <w:rPr>
-          <w:b/>
-          <w:shd w:val="clear" w:color="auto" w:fill="B7B7B7"/>
-        </w:rPr>
-        <w:t># Source</w:t>
-      </w:r>
-      <w:r>
-        <w:rPr>
-          <w:shd w:val="clear" w:color="auto" w:fill="B7B7B7"/>
-        </w:rPr>
-        <w:t xml:space="preserve">: </w:t>
-      </w:r>
-      <w:r>
-        <w:rPr>
-          <w:b/>
-          <w:shd w:val="clear" w:color="auto" w:fill="B7B7B7"/>
-        </w:rPr>
-        <w:t xml:space="preserve">Chatgpt </w:t>
-      </w:r>
-      <w:r>
-        <w:rPr>
-          <w:b/>
-          <w:sz w:val="14"/>
-          <w:szCs w:val="14"/>
-          <w:shd w:val="clear" w:color="auto" w:fill="B7B7B7"/>
-        </w:rPr>
-        <w:t>(GPT</w:t>
-      </w:r>
-      <w:r>
-        <w:rPr>
-          <w:rFonts w:ascii="Cambria Math" w:hAnsi="Cambria Math" w:cs="Cambria Math"/>
-          <w:b/>
-          <w:sz w:val="14"/>
-          <w:szCs w:val="14"/>
-          <w:shd w:val="clear" w:color="auto" w:fill="B7B7B7"/>
+          <w:rFonts w:ascii="Arial" w:eastAsia="Arial" w:hAnsi="Arial" w:cs="Arial"/>
+          <w:b/>
+          <w:color w:val="000000"/>
+          <w:sz w:val="18"/>
+          <w:highlight w:val="lightGray"/>
+        </w:rPr>
+        <w:t># Source: AI Source: Provided by: [Data Path</w:t>
+      </w:r>
+      <w:r>
+        <w:rPr>
+          <w:rFonts w:ascii="Arial" w:eastAsia="Arial" w:hAnsi="Arial" w:cs="Arial"/>
+          <w:color w:val="000000"/>
+          <w:sz w:val="18"/>
+          <w:highlight w:val="lightGray"/>
+        </w:rPr>
+        <w:t xml:space="preserve">: Persons Table -&gt; ID Column: 1, Name_En Column: Motasem Essam] -&gt; </w:t>
+      </w:r>
+      <w:r>
+        <w:rPr>
+          <w:rFonts w:ascii="Arial" w:eastAsia="Arial" w:hAnsi="Arial" w:cs="Arial"/>
+          <w:b/>
+          <w:color w:val="000000"/>
+          <w:sz w:val="18"/>
+          <w:highlight w:val="lightGray"/>
+        </w:rPr>
+        <w:t>From:</w:t>
+      </w:r>
+      <w:r>
+        <w:rPr>
+          <w:rFonts w:ascii="Arial" w:eastAsia="Arial" w:hAnsi="Arial" w:cs="Arial"/>
+          <w:color w:val="000000"/>
+          <w:sz w:val="18"/>
+          <w:highlight w:val="lightGray"/>
+        </w:rPr>
+        <w:t xml:space="preserve"> [Chatgpt (GPT</w:t>
+      </w:r>
+      <w:r>
+        <w:rPr>
+          <w:rFonts w:ascii="Arial" w:eastAsia="Arial" w:hAnsi="Arial" w:cs="Cambria Math"/>
+          <w:color w:val="000000"/>
+          <w:sz w:val="18"/>
+          <w:highlight w:val="lightGray"/>
         </w:rPr>
         <w:t>‑</w:t>
       </w:r>
       <w:r>
         <w:rPr>
-          <w:b/>
-          <w:sz w:val="14"/>
-          <w:szCs w:val="14"/>
-          <w:shd w:val="clear" w:color="auto" w:fill="B7B7B7"/>
-        </w:rPr>
-        <w:t>5 Mini) at [8/19/2025]</w:t>
+          <w:rFonts w:ascii="Arial" w:eastAsia="Arial" w:hAnsi="Arial" w:cs="Arial"/>
+          <w:color w:val="000000"/>
+          <w:sz w:val="18"/>
+          <w:highlight w:val="lightGray"/>
+        </w:rPr>
+        <w:t xml:space="preserve">5 Mini)] </w:t>
+      </w:r>
+      <w:r>
+        <w:rPr>
+          <w:rFonts w:ascii="Arial" w:eastAsia="Arial" w:hAnsi="Arial" w:cs="Arial"/>
+          <w:b/>
+          <w:color w:val="000000"/>
+          <w:sz w:val="18"/>
+          <w:highlight w:val="lightGray"/>
+        </w:rPr>
+        <w:t>on</w:t>
+      </w:r>
+      <w:r>
+        <w:rPr>
+          <w:rFonts w:ascii="Arial" w:eastAsia="Arial" w:hAnsi="Arial"/>
+          <w:sz w:val="18"/>
+          <w:highlight w:val="lightGray"/>
+        </w:rPr>
+        <w:t xml:space="preserve"> [8/19/2025]</w:t>
       </w:r>
     </w:p>
     <w:p>
@@ -275,7 +327,7 @@
           <w:ilvl w:val="0"/>
           <w:numId w:val="3"/>
         </w:numPr>
-        <w:spacing w:before="240"/>
+        <w:spacing w:before="240" w:after="0" w:line="276" w:lineRule="auto"/>
         <w:rPr>
           <w:rFonts w:ascii="Roboto Mono" w:eastAsia="Roboto Mono" w:hAnsi="Roboto Mono" w:cs="Roboto Mono"/>
         </w:rPr>
@@ -301,6 +353,7 @@
           <w:ilvl w:val="1"/>
           <w:numId w:val="3"/>
         </w:numPr>
+        <w:spacing w:after="0" w:line="276" w:lineRule="auto"/>
       </w:pPr>
       <w:r>
         <w:rPr>
@@ -334,6 +387,7 @@
           <w:ilvl w:val="0"/>
           <w:numId w:val="3"/>
         </w:numPr>
+        <w:spacing w:after="0" w:line="276" w:lineRule="auto"/>
         <w:rPr>
           <w:rFonts w:ascii="Roboto Mono" w:eastAsia="Roboto Mono" w:hAnsi="Roboto Mono" w:cs="Roboto Mono"/>
         </w:rPr>
@@ -359,6 +413,7 @@
           <w:ilvl w:val="1"/>
           <w:numId w:val="3"/>
         </w:numPr>
+        <w:spacing w:after="0" w:line="276" w:lineRule="auto"/>
         <w:rPr>
           <w:rFonts w:ascii="Roboto Mono" w:eastAsia="Roboto Mono" w:hAnsi="Roboto Mono" w:cs="Roboto Mono"/>
         </w:rPr>
@@ -382,6 +437,7 @@
           <w:ilvl w:val="0"/>
           <w:numId w:val="3"/>
         </w:numPr>
+        <w:spacing w:after="0" w:line="276" w:lineRule="auto"/>
         <w:rPr>
           <w:rFonts w:ascii="Roboto Mono" w:eastAsia="Roboto Mono" w:hAnsi="Roboto Mono" w:cs="Roboto Mono"/>
         </w:rPr>
@@ -407,7 +463,7 @@
           <w:ilvl w:val="1"/>
           <w:numId w:val="3"/>
         </w:numPr>
-        <w:spacing w:after="240"/>
+        <w:spacing w:after="240" w:line="276" w:lineRule="auto"/>
         <w:rPr>
           <w:rFonts w:ascii="Roboto Mono" w:eastAsia="Roboto Mono" w:hAnsi="Roboto Mono" w:cs="Roboto Mono"/>
         </w:rPr>
@@ -447,14 +503,13 @@
           <w:ilvl w:val="0"/>
           <w:numId w:val="2"/>
         </w:numPr>
-        <w:spacing w:before="240"/>
-      </w:pPr>
-      <w:r>
-        <w:rPr>
-          <w:rFonts w:ascii="Roboto Mono" w:eastAsia="Roboto Mono" w:hAnsi="Roboto Mono" w:cs="Roboto Mono"/>
-          <w:b/>
-        </w:rPr>
-        <w:lastRenderedPageBreak/>
+        <w:spacing w:before="240" w:after="0" w:line="276" w:lineRule="auto"/>
+      </w:pPr>
+      <w:r>
+        <w:rPr>
+          <w:rFonts w:ascii="Roboto Mono" w:eastAsia="Roboto Mono" w:hAnsi="Roboto Mono" w:cs="Roboto Mono"/>
+          <w:b/>
+        </w:rPr>
         <w:t>Selenium WebDriver</w:t>
       </w:r>
       <w:r>
@@ -476,6 +531,7 @@
           <w:ilvl w:val="0"/>
           <w:numId w:val="2"/>
         </w:numPr>
+        <w:spacing w:after="0" w:line="276" w:lineRule="auto"/>
       </w:pPr>
       <w:r>
         <w:rPr>
@@ -503,7 +559,7 @@
           <w:ilvl w:val="0"/>
           <w:numId w:val="2"/>
         </w:numPr>
-        <w:spacing w:after="240"/>
+        <w:spacing w:after="240" w:line="276" w:lineRule="auto"/>
       </w:pPr>
       <w:r>
         <w:rPr>
@@ -521,7 +577,7 @@
     </w:p>
     <w:p>
       <w:r>
-        <w:pict w14:anchorId="64C89D2D">
+        <w:pict w14:anchorId="4CD9DE26">
           <v:rect id="_x0000_i1026" style="width:0;height:1.5pt" o:hralign="center" o:hrstd="t" o:hr="t" fillcolor="#a0a0a0" stroked="f"/>
         </w:pict>
       </w:r>
@@ -545,51 +601,77 @@
       </w:pPr>
       <w:r>
         <w:rPr>
-          <w:b/>
-          <w:shd w:val="clear" w:color="auto" w:fill="B7B7B7"/>
-        </w:rPr>
-        <w:t># Source</w:t>
-      </w:r>
-      <w:r>
-        <w:rPr>
-          <w:shd w:val="clear" w:color="auto" w:fill="B7B7B7"/>
-        </w:rPr>
-        <w:t xml:space="preserve">: </w:t>
-      </w:r>
-      <w:r>
-        <w:rPr>
-          <w:b/>
-          <w:shd w:val="clear" w:color="auto" w:fill="B7B7B7"/>
-        </w:rPr>
-        <w:t xml:space="preserve">Chatgpt </w:t>
-      </w:r>
-      <w:r>
-        <w:rPr>
-          <w:b/>
-          <w:sz w:val="14"/>
-          <w:szCs w:val="14"/>
-          <w:shd w:val="clear" w:color="auto" w:fill="B7B7B7"/>
-        </w:rPr>
-        <w:t>(GPT</w:t>
-      </w:r>
-      <w:r>
-        <w:rPr>
-          <w:rFonts w:ascii="Cambria Math" w:hAnsi="Cambria Math" w:cs="Cambria Math"/>
-          <w:b/>
-          <w:sz w:val="14"/>
-          <w:szCs w:val="14"/>
-          <w:shd w:val="clear" w:color="auto" w:fill="B7B7B7"/>
+          <w:rFonts w:ascii="Arial" w:eastAsia="Arial" w:hAnsi="Arial" w:cs="Arial"/>
+          <w:b/>
+          <w:color w:val="000000"/>
+          <w:sz w:val="18"/>
+          <w:highlight w:val="lightGray"/>
+        </w:rPr>
+        <w:t># Source: AI Source: Provided by: [Data Path</w:t>
+      </w:r>
+      <w:r>
+        <w:rPr>
+          <w:rFonts w:ascii="Arial" w:eastAsia="Arial" w:hAnsi="Arial" w:cs="Arial"/>
+          <w:color w:val="000000"/>
+          <w:sz w:val="18"/>
+          <w:highlight w:val="lightGray"/>
+        </w:rPr>
+        <w:t xml:space="preserve">: Persons Table -&gt; ID Column: 1, Name_En Column: Motasem Essam] -&gt; </w:t>
+      </w:r>
+      <w:r>
+        <w:rPr>
+          <w:rFonts w:ascii="Arial" w:eastAsia="Arial" w:hAnsi="Arial" w:cs="Arial"/>
+          <w:b/>
+          <w:color w:val="000000"/>
+          <w:sz w:val="18"/>
+          <w:highlight w:val="lightGray"/>
+        </w:rPr>
+        <w:t>From:</w:t>
+      </w:r>
+      <w:r>
+        <w:rPr>
+          <w:rFonts w:ascii="Arial" w:eastAsia="Arial" w:hAnsi="Arial" w:cs="Arial"/>
+          <w:color w:val="000000"/>
+          <w:sz w:val="18"/>
+          <w:highlight w:val="lightGray"/>
+        </w:rPr>
+        <w:t xml:space="preserve"> [Chatgpt (GPT</w:t>
+      </w:r>
+      <w:r>
+        <w:rPr>
+          <w:rFonts w:ascii="Arial" w:eastAsia="Arial" w:hAnsi="Arial" w:cs="Cambria Math"/>
+          <w:color w:val="000000"/>
+          <w:sz w:val="18"/>
+          <w:highlight w:val="lightGray"/>
         </w:rPr>
         <w:t>‑</w:t>
       </w:r>
       <w:r>
         <w:rPr>
-          <w:b/>
-          <w:sz w:val="14"/>
-          <w:szCs w:val="14"/>
-          <w:shd w:val="clear" w:color="auto" w:fill="B7B7B7"/>
-        </w:rPr>
-        <w:t>5 Mini) at [8/19/2025]</w:t>
+          <w:rFonts w:ascii="Arial" w:eastAsia="Arial" w:hAnsi="Arial" w:cs="Arial"/>
+          <w:color w:val="000000"/>
+          <w:sz w:val="18"/>
+          <w:highlight w:val="lightGray"/>
+        </w:rPr>
+        <w:t xml:space="preserve">5 Mini)] </w:t>
+      </w:r>
+      <w:r>
+        <w:rPr>
+          <w:rFonts w:ascii="Arial" w:eastAsia="Arial" w:hAnsi="Arial" w:cs="Arial"/>
+          <w:b/>
+          <w:color w:val="000000"/>
+          <w:sz w:val="18"/>
+          <w:highlight w:val="lightGray"/>
+        </w:rPr>
+        <w:t>on</w:t>
+      </w:r>
+      <w:r>
+        <w:rPr>
+          <w:rFonts w:ascii="Arial" w:eastAsia="Arial" w:hAnsi="Arial"/>
+          <w:sz w:val="18"/>
+          <w:highlight w:val="lightGray"/>
+        </w:rPr>
+        <w:t xml:space="preserve"> [8/19/2025]</w:t>
       </w:r>
     </w:p>
     <w:p>
@@ -598,7 +680,7 @@
           <w:ilvl w:val="0"/>
           <w:numId w:val="1"/>
         </w:numPr>
-        <w:spacing w:before="240"/>
+        <w:spacing w:before="240" w:after="0" w:line="276" w:lineRule="auto"/>
       </w:pPr>
       <w:r>
         <w:rPr>
@@ -626,6 +708,7 @@
           <w:ilvl w:val="0"/>
           <w:numId w:val="1"/>
         </w:numPr>
+        <w:spacing w:after="0" w:line="276" w:lineRule="auto"/>
       </w:pPr>
       <w:r>
         <w:rPr>
@@ -653,6 +736,7 @@
           <w:ilvl w:val="0"/>
           <w:numId w:val="1"/>
         </w:numPr>
+        <w:spacing w:after="0" w:line="276" w:lineRule="auto"/>
       </w:pPr>
       <w:r>
         <w:rPr>
@@ -680,7 +764,7 @@
           <w:ilvl w:val="0"/>
           <w:numId w:val="1"/>
         </w:numPr>
-        <w:spacing w:after="240"/>
+        <w:spacing w:after="240" w:line="276" w:lineRule="auto"/>
       </w:pPr>
       <w:r>
         <w:rPr>
@@ -701,7 +785,7 @@
     </w:p>
     <w:p>
       <w:r>
-        <w:pict w14:anchorId="7F42BEB4">
+        <w:pict w14:anchorId="5D2C4114">
           <v:rect id="_x0000_i1027" style="width:0;height:1.5pt" o:hralign="center" o:hrstd="t" o:hr="t" fillcolor="#a0a0a0" stroked="f"/>
         </w:pict>
       </w:r>
@@ -725,51 +809,77 @@
       </w:pPr>
       <w:r>
         <w:rPr>
-          <w:b/>
-          <w:shd w:val="clear" w:color="auto" w:fill="B7B7B7"/>
-        </w:rPr>
-        <w:t># Source</w:t>
-      </w:r>
-      <w:r>
-        <w:rPr>
-          <w:shd w:val="clear" w:color="auto" w:fill="B7B7B7"/>
-        </w:rPr>
-        <w:t xml:space="preserve">: </w:t>
-      </w:r>
-      <w:r>
-        <w:rPr>
-          <w:b/>
-          <w:shd w:val="clear" w:color="auto" w:fill="B7B7B7"/>
-        </w:rPr>
-        <w:t xml:space="preserve">Chatgpt </w:t>
-      </w:r>
-      <w:r>
-        <w:rPr>
-          <w:b/>
-          <w:sz w:val="14"/>
-          <w:szCs w:val="14"/>
-          <w:shd w:val="clear" w:color="auto" w:fill="B7B7B7"/>
-        </w:rPr>
-        <w:t>(GPT</w:t>
-      </w:r>
-      <w:r>
-        <w:rPr>
-          <w:rFonts w:ascii="Cambria Math" w:hAnsi="Cambria Math" w:cs="Cambria Math"/>
-          <w:b/>
-          <w:sz w:val="14"/>
-          <w:szCs w:val="14"/>
-          <w:shd w:val="clear" w:color="auto" w:fill="B7B7B7"/>
+          <w:rFonts w:ascii="Arial" w:eastAsia="Arial" w:hAnsi="Arial" w:cs="Arial"/>
+          <w:b/>
+          <w:color w:val="000000"/>
+          <w:sz w:val="18"/>
+          <w:highlight w:val="lightGray"/>
+        </w:rPr>
+        <w:t># Source: AI Source: Provided by: [Data Path</w:t>
+      </w:r>
+      <w:r>
+        <w:rPr>
+          <w:rFonts w:ascii="Arial" w:eastAsia="Arial" w:hAnsi="Arial" w:cs="Arial"/>
+          <w:color w:val="000000"/>
+          <w:sz w:val="18"/>
+          <w:highlight w:val="lightGray"/>
+        </w:rPr>
+        <w:t xml:space="preserve">: Persons Table -&gt; ID Column: 1, Name_En Column: Motasem Essam] -&gt; </w:t>
+      </w:r>
+      <w:r>
+        <w:rPr>
+          <w:rFonts w:ascii="Arial" w:eastAsia="Arial" w:hAnsi="Arial" w:cs="Arial"/>
+          <w:b/>
+          <w:color w:val="000000"/>
+          <w:sz w:val="18"/>
+          <w:highlight w:val="lightGray"/>
+        </w:rPr>
+        <w:t>From:</w:t>
+      </w:r>
+      <w:r>
+        <w:rPr>
+          <w:rFonts w:ascii="Arial" w:eastAsia="Arial" w:hAnsi="Arial" w:cs="Arial"/>
+          <w:color w:val="000000"/>
+          <w:sz w:val="18"/>
+          <w:highlight w:val="lightGray"/>
+        </w:rPr>
+        <w:t xml:space="preserve"> [Chatgpt (GPT</w:t>
+      </w:r>
+      <w:r>
+        <w:rPr>
+          <w:rFonts w:ascii="Arial" w:eastAsia="Arial" w:hAnsi="Arial" w:cs="Cambria Math"/>
+          <w:color w:val="000000"/>
+          <w:sz w:val="18"/>
+          <w:highlight w:val="lightGray"/>
         </w:rPr>
         <w:t>‑</w:t>
       </w:r>
       <w:r>
         <w:rPr>
-          <w:b/>
-          <w:sz w:val="14"/>
-          <w:szCs w:val="14"/>
-          <w:shd w:val="clear" w:color="auto" w:fill="B7B7B7"/>
-        </w:rPr>
-        <w:t>5 Mini) at [8/19/2025]</w:t>
+          <w:rFonts w:ascii="Arial" w:eastAsia="Arial" w:hAnsi="Arial" w:cs="Arial"/>
+          <w:color w:val="000000"/>
+          <w:sz w:val="18"/>
+          <w:highlight w:val="lightGray"/>
+        </w:rPr>
+        <w:t xml:space="preserve">5 Mini)] </w:t>
+      </w:r>
+      <w:r>
+        <w:rPr>
+          <w:rFonts w:ascii="Arial" w:eastAsia="Arial" w:hAnsi="Arial" w:cs="Arial"/>
+          <w:b/>
+          <w:color w:val="000000"/>
+          <w:sz w:val="18"/>
+          <w:highlight w:val="lightGray"/>
+        </w:rPr>
+        <w:t>on</w:t>
+      </w:r>
+      <w:r>
+        <w:rPr>
+          <w:rFonts w:ascii="Arial" w:eastAsia="Arial" w:hAnsi="Arial"/>
+          <w:sz w:val="18"/>
+          <w:highlight w:val="lightGray"/>
+        </w:rPr>
+        <w:t xml:space="preserve"> [8/19/2025]</w:t>
       </w:r>
     </w:p>
     <w:p>
@@ -778,7 +888,7 @@
           <w:ilvl w:val="0"/>
           <w:numId w:val="5"/>
         </w:numPr>
-        <w:spacing w:before="240"/>
+        <w:spacing w:before="240" w:after="0" w:line="276" w:lineRule="auto"/>
         <w:rPr>
           <w:rFonts w:ascii="Roboto Mono" w:eastAsia="Roboto Mono" w:hAnsi="Roboto Mono" w:cs="Roboto Mono"/>
         </w:rPr>
@@ -804,6 +914,7 @@
           <w:ilvl w:val="1"/>
           <w:numId w:val="5"/>
         </w:numPr>
+        <w:spacing w:after="0" w:line="276" w:lineRule="auto"/>
         <w:rPr>
           <w:rFonts w:ascii="Roboto Mono" w:eastAsia="Roboto Mono" w:hAnsi="Roboto Mono" w:cs="Roboto Mono"/>
         </w:rPr>
@@ -827,6 +938,7 @@
           <w:ilvl w:val="0"/>
           <w:numId w:val="5"/>
         </w:numPr>
+        <w:spacing w:after="0" w:line="276" w:lineRule="auto"/>
         <w:rPr>
           <w:rFonts w:ascii="Roboto Mono" w:eastAsia="Roboto Mono" w:hAnsi="Roboto Mono" w:cs="Roboto Mono"/>
         </w:rPr>
@@ -852,6 +964,7 @@
           <w:ilvl w:val="1"/>
           <w:numId w:val="5"/>
         </w:numPr>
+        <w:spacing w:after="0" w:line="276" w:lineRule="auto"/>
         <w:rPr>
           <w:rFonts w:ascii="Roboto Mono" w:eastAsia="Roboto Mono" w:hAnsi="Roboto Mono" w:cs="Roboto Mono"/>
         </w:rPr>
@@ -875,16 +988,16 @@
           <w:ilvl w:val="0"/>
           <w:numId w:val="5"/>
         </w:numPr>
-        <w:rPr>
-          <w:rFonts w:ascii="Roboto Mono" w:eastAsia="Roboto Mono" w:hAnsi="Roboto Mono" w:cs="Roboto Mono"/>
-        </w:rPr>
-      </w:pPr>
-      <w:r>
-        <w:rPr>
-          <w:rFonts w:ascii="Roboto Mono" w:eastAsia="Roboto Mono" w:hAnsi="Roboto Mono" w:cs="Roboto Mono"/>
-          <w:b/>
-        </w:rPr>
-        <w:lastRenderedPageBreak/>
+        <w:spacing w:after="0" w:line="276" w:lineRule="auto"/>
+        <w:rPr>
+          <w:rFonts w:ascii="Roboto Mono" w:eastAsia="Roboto Mono" w:hAnsi="Roboto Mono" w:cs="Roboto Mono"/>
+        </w:rPr>
+      </w:pPr>
+      <w:r>
+        <w:rPr>
+          <w:rFonts w:ascii="Roboto Mono" w:eastAsia="Roboto Mono" w:hAnsi="Roboto Mono" w:cs="Roboto Mono"/>
+          <w:b/>
+        </w:rPr>
         <w:t>Supports large projects</w:t>
       </w:r>
       <w:r>
@@ -901,6 +1014,7 @@
           <w:ilvl w:val="1"/>
           <w:numId w:val="5"/>
         </w:numPr>
+        <w:spacing w:after="0" w:line="276" w:lineRule="auto"/>
         <w:rPr>
           <w:rFonts w:ascii="Roboto Mono" w:eastAsia="Roboto Mono" w:hAnsi="Roboto Mono" w:cs="Roboto Mono"/>
         </w:rPr>
@@ -924,6 +1038,7 @@
           <w:ilvl w:val="0"/>
           <w:numId w:val="5"/>
         </w:numPr>
+        <w:spacing w:after="0" w:line="276" w:lineRule="auto"/>
         <w:rPr>
           <w:rFonts w:ascii="Roboto Mono" w:eastAsia="Roboto Mono" w:hAnsi="Roboto Mono" w:cs="Roboto Mono"/>
         </w:rPr>
@@ -949,7 +1064,7 @@
           <w:ilvl w:val="1"/>
           <w:numId w:val="5"/>
         </w:numPr>
-        <w:spacing w:after="240"/>
+        <w:spacing w:after="240" w:line="276" w:lineRule="auto"/>
       </w:pPr>
       <w:r>
         <w:rPr>
@@ -992,7 +1107,7 @@
     </w:p>
     <w:p>
       <w:r>
-        <w:pict w14:anchorId="3E9B0D28">
+        <w:pict w14:anchorId="05C97DFA">
           <v:rect id="_x0000_i1028" style="width:0;height:1.5pt" o:hralign="center" o:hrstd="t" o:hr="t" fillcolor="#a0a0a0" stroked="f"/>
         </w:pict>
       </w:r>
@@ -1013,51 +1128,77 @@
       </w:pPr>
       <w:r>
         <w:rPr>
-          <w:b/>
-          <w:shd w:val="clear" w:color="auto" w:fill="B7B7B7"/>
-        </w:rPr>
-        <w:t># Source</w:t>
-      </w:r>
-      <w:r>
-        <w:rPr>
-          <w:shd w:val="clear" w:color="auto" w:fill="B7B7B7"/>
-        </w:rPr>
-        <w:t xml:space="preserve">: </w:t>
-      </w:r>
-      <w:r>
-        <w:rPr>
-          <w:b/>
-          <w:shd w:val="clear" w:color="auto" w:fill="B7B7B7"/>
-        </w:rPr>
-        <w:t xml:space="preserve">Chatgpt </w:t>
-      </w:r>
-      <w:r>
-        <w:rPr>
-          <w:b/>
-          <w:sz w:val="14"/>
-          <w:szCs w:val="14"/>
-          <w:shd w:val="clear" w:color="auto" w:fill="B7B7B7"/>
-        </w:rPr>
-        <w:t>(GPT</w:t>
-      </w:r>
-      <w:r>
-        <w:rPr>
-          <w:rFonts w:ascii="Cambria Math" w:hAnsi="Cambria Math" w:cs="Cambria Math"/>
-          <w:b/>
-          <w:sz w:val="14"/>
-          <w:szCs w:val="14"/>
-          <w:shd w:val="clear" w:color="auto" w:fill="B7B7B7"/>
+          <w:rFonts w:ascii="Arial" w:eastAsia="Arial" w:hAnsi="Arial" w:cs="Arial"/>
+          <w:b/>
+          <w:color w:val="000000"/>
+          <w:sz w:val="18"/>
+          <w:highlight w:val="lightGray"/>
+        </w:rPr>
+        <w:t># Source: AI Source: Provided by: [Data Path</w:t>
+      </w:r>
+      <w:r>
+        <w:rPr>
+          <w:rFonts w:ascii="Arial" w:eastAsia="Arial" w:hAnsi="Arial" w:cs="Arial"/>
+          <w:color w:val="000000"/>
+          <w:sz w:val="18"/>
+          <w:highlight w:val="lightGray"/>
+        </w:rPr>
+        <w:t xml:space="preserve">: Persons Table -&gt; ID Column: 1, Name_En Column: Motasem Essam] -&gt; </w:t>
+      </w:r>
+      <w:r>
+        <w:rPr>
+          <w:rFonts w:ascii="Arial" w:eastAsia="Arial" w:hAnsi="Arial" w:cs="Arial"/>
+          <w:b/>
+          <w:color w:val="000000"/>
+          <w:sz w:val="18"/>
+          <w:highlight w:val="lightGray"/>
+        </w:rPr>
+        <w:t>From:</w:t>
+      </w:r>
+      <w:r>
+        <w:rPr>
+          <w:rFonts w:ascii="Arial" w:eastAsia="Arial" w:hAnsi="Arial" w:cs="Arial"/>
+          <w:color w:val="000000"/>
+          <w:sz w:val="18"/>
+          <w:highlight w:val="lightGray"/>
+        </w:rPr>
+        <w:t xml:space="preserve"> [Chatgpt (GPT</w:t>
+      </w:r>
+      <w:r>
+        <w:rPr>
+          <w:rFonts w:ascii="Arial" w:eastAsia="Arial" w:hAnsi="Arial" w:cs="Cambria Math"/>
+          <w:color w:val="000000"/>
+          <w:sz w:val="18"/>
+          <w:highlight w:val="lightGray"/>
         </w:rPr>
         <w:t>‑</w:t>
       </w:r>
       <w:r>
         <w:rPr>
-          <w:b/>
-          <w:sz w:val="14"/>
-          <w:szCs w:val="14"/>
-          <w:shd w:val="clear" w:color="auto" w:fill="B7B7B7"/>
-        </w:rPr>
-        <w:t>5 Mini) at [8/19/2025]</w:t>
+          <w:rFonts w:ascii="Arial" w:eastAsia="Arial" w:hAnsi="Arial" w:cs="Arial"/>
+          <w:color w:val="000000"/>
+          <w:sz w:val="18"/>
+          <w:highlight w:val="lightGray"/>
+        </w:rPr>
+        <w:t xml:space="preserve">5 Mini)] </w:t>
+      </w:r>
+      <w:r>
+        <w:rPr>
+          <w:rFonts w:ascii="Arial" w:eastAsia="Arial" w:hAnsi="Arial" w:cs="Arial"/>
+          <w:b/>
+          <w:color w:val="000000"/>
+          <w:sz w:val="18"/>
+          <w:highlight w:val="lightGray"/>
+        </w:rPr>
+        <w:t>on</w:t>
+      </w:r>
+      <w:r>
+        <w:rPr>
+          <w:rFonts w:ascii="Arial" w:eastAsia="Arial" w:hAnsi="Arial"/>
+          <w:sz w:val="18"/>
+          <w:highlight w:val="lightGray"/>
+        </w:rPr>
+        <w:t xml:space="preserve"> [8/19/2025]</w:t>
       </w:r>
     </w:p>
     <w:p>
@@ -1066,7 +1207,7 @@
           <w:ilvl w:val="0"/>
           <w:numId w:val="4"/>
         </w:numPr>
-        <w:spacing w:before="240"/>
+        <w:spacing w:before="240" w:after="0" w:line="276" w:lineRule="auto"/>
         <w:rPr>
           <w:rFonts w:ascii="Roboto Mono" w:eastAsia="Roboto Mono" w:hAnsi="Roboto Mono" w:cs="Roboto Mono"/>
         </w:rPr>
@@ -1092,6 +1233,7 @@
           <w:ilvl w:val="1"/>
           <w:numId w:val="4"/>
         </w:numPr>
+        <w:spacing w:after="0" w:line="276" w:lineRule="auto"/>
         <w:rPr>
           <w:rFonts w:ascii="Roboto Mono" w:eastAsia="Roboto Mono" w:hAnsi="Roboto Mono" w:cs="Roboto Mono"/>
         </w:rPr>
@@ -1115,6 +1257,7 @@
           <w:ilvl w:val="0"/>
           <w:numId w:val="4"/>
         </w:numPr>
+        <w:spacing w:after="0" w:line="276" w:lineRule="auto"/>
         <w:rPr>
           <w:rFonts w:ascii="Roboto Mono" w:eastAsia="Roboto Mono" w:hAnsi="Roboto Mono" w:cs="Roboto Mono"/>
         </w:rPr>
@@ -1140,6 +1283,7 @@
           <w:ilvl w:val="1"/>
           <w:numId w:val="4"/>
         </w:numPr>
+        <w:spacing w:after="0" w:line="276" w:lineRule="auto"/>
         <w:rPr>
           <w:rFonts w:ascii="Roboto Mono" w:eastAsia="Roboto Mono" w:hAnsi="Roboto Mono" w:cs="Roboto Mono"/>
         </w:rPr>
@@ -1163,6 +1307,7 @@
           <w:ilvl w:val="0"/>
           <w:numId w:val="4"/>
         </w:numPr>
+        <w:spacing w:after="0" w:line="276" w:lineRule="auto"/>
         <w:rPr>
           <w:rFonts w:ascii="Roboto Mono" w:eastAsia="Roboto Mono" w:hAnsi="Roboto Mono" w:cs="Roboto Mono"/>
         </w:rPr>
@@ -1188,7 +1333,7 @@
           <w:ilvl w:val="1"/>
           <w:numId w:val="4"/>
         </w:numPr>
-        <w:spacing w:after="240"/>
+        <w:spacing w:after="240" w:line="276" w:lineRule="auto"/>
         <w:rPr>
           <w:rFonts w:ascii="Roboto Mono" w:eastAsia="Roboto Mono" w:hAnsi="Roboto Mono" w:cs="Roboto Mono"/>
         </w:rPr>
@@ -1208,7 +1353,7 @@
     </w:p>
     <w:p>
       <w:r>
-        <w:pict w14:anchorId="5D54847B">
+        <w:pict w14:anchorId="1DF28DE7">
           <v:rect id="_x0000_i1029" style="width:0;height:1.5pt" o:hralign="center" o:hrstd="t" o:hr="t" fillcolor="#a0a0a0" stroked="f"/>
         </w:pict>
       </w:r>
@@ -1301,18 +1446,19 @@
     </w:p>
     <w:p>
       <w:r>
-        <w:pict w14:anchorId="0E6B516E">
+        <w:pict w14:anchorId="7D3AA597">
           <v:rect id="_x0000_i1030" style="width:0;height:1.5pt" o:hralign="center" o:hrstd="t" o:hr="t" fillcolor="#a0a0a0" stroked="f"/>
         </w:pict>
       </w:r>
     </w:p>
+    <w:p/>
     <w:p/>
     <w:p/>
     <w:sectPr>
       <w:pgSz w:w="12240" w:h="15840"/>
       <w:pgMar w:top="1440" w:right="1440" w:bottom="1440" w:left="1440" w:header="720" w:footer="720" w:gutter="0"/>
-      <w:pgNumType w:start="1"/>
       <w:cols w:space="720"/>
+      <w:docGrid w:linePitch="360"/>
     </w:sectPr>
   </w:body>
 </w:document>
@@ -2303,18 +2449,6 @@
   <w:style w:type="paragraph" w:default="1" w:styleId="Normal">
     <w:name w:val="Normal"/>
     <w:qFormat/>
-    <w:rsid w:val="0095551F"/>
-    <w:pPr>
-      <w:spacing w:after="0" w:line="276" w:lineRule="auto"/>
-    </w:pPr>
-    <w:rPr>
-      <w:rFonts w:ascii="Arial" w:eastAsia="Arial" w:hAnsi="Arial" w:cs="Arial"/>
-      <w:kern w:val="0"/>
-      <w:sz w:val="22"/>
-      <w:szCs w:val="22"/>
-      <w:lang w:val="en"/>
-      <w14:ligatures w14:val="none"/>
-    </w:rPr>
   </w:style>
   <w:style w:type="paragraph" w:styleId="Heading1">
     <w:name w:val="heading 1"/>
@@ -2323,7 +2457,7 @@
     <w:link w:val="Heading1Char"/>
     <w:uiPriority w:val="9"/>
     <w:qFormat/>
-    <w:rsid w:val="00CA7D24"/>
+    <w:rsid w:val="00676A07"/>
     <w:pPr>
       <w:keepNext/>
       <w:keepLines/>
@@ -2345,7 +2479,7 @@
     <w:uiPriority w:val="9"/>
     <w:unhideWhenUsed/>
     <w:qFormat/>
-    <w:rsid w:val="00CA7D24"/>
+    <w:rsid w:val="00676A07"/>
     <w:pPr>
       <w:keepNext/>
       <w:keepLines/>
@@ -2368,7 +2502,7 @@
     <w:semiHidden/>
     <w:unhideWhenUsed/>
     <w:qFormat/>
-    <w:rsid w:val="00CA7D24"/>
+    <w:rsid w:val="00676A07"/>
     <w:pPr>
       <w:keepNext/>
       <w:keepLines/>
@@ -2391,7 +2525,7 @@
     <w:semiHidden/>
     <w:unhideWhenUsed/>
     <w:qFormat/>
-    <w:rsid w:val="00CA7D24"/>
+    <w:rsid w:val="00676A07"/>
     <w:pPr>
       <w:keepNext/>
       <w:keepLines/>
@@ -2414,7 +2548,7 @@
     <w:semiHidden/>
     <w:unhideWhenUsed/>
     <w:qFormat/>
-    <w:rsid w:val="00CA7D24"/>
+    <w:rsid w:val="00676A07"/>
     <w:pPr>
       <w:keepNext/>
       <w:keepLines/>
@@ -2435,11 +2569,11 @@
     <w:semiHidden/>
     <w:unhideWhenUsed/>
     <w:qFormat/>
-    <w:rsid w:val="00CA7D24"/>
+    <w:rsid w:val="00676A07"/>
     <w:pPr>
       <w:keepNext/>
       <w:keepLines/>
-      <w:spacing w:before="40"/>
+      <w:spacing w:before="40" w:after="0"/>
       <w:outlineLvl w:val="5"/>
     </w:pPr>
     <w:rPr>
@@ -2458,11 +2592,11 @@
     <w:semiHidden/>
     <w:unhideWhenUsed/>
     <w:qFormat/>
-    <w:rsid w:val="00CA7D24"/>
+    <w:rsid w:val="00676A07"/>
     <w:pPr>
       <w:keepNext/>
       <w:keepLines/>
-      <w:spacing w:before="40"/>
+      <w:spacing w:before="40" w:after="0"/>
       <w:outlineLvl w:val="6"/>
     </w:pPr>
     <w:rPr>
@@ -2479,10 +2613,11 @@
     <w:semiHidden/>
     <w:unhideWhenUsed/>
     <w:qFormat/>
-    <w:rsid w:val="00CA7D24"/>
+    <w:rsid w:val="00676A07"/>
     <w:pPr>
       <w:keepNext/>
       <w:keepLines/>
+      <w:spacing w:after="0"/>
       <w:outlineLvl w:val="7"/>
     </w:pPr>
     <w:rPr>
@@ -2501,10 +2636,11 @@
     <w:semiHidden/>
     <w:unhideWhenUsed/>
     <w:qFormat/>
-    <w:rsid w:val="00CA7D24"/>
+    <w:rsid w:val="00676A07"/>
     <w:pPr>
       <w:keepNext/>
       <w:keepLines/>
+      <w:spacing w:after="0"/>
       <w:outlineLvl w:val="8"/>
     </w:pPr>
     <w:rPr>
@@ -2544,7 +2680,7 @@
     <w:basedOn w:val="DefaultParagraphFont"/>
     <w:link w:val="Heading1"/>
     <w:uiPriority w:val="9"/>
-    <w:rsid w:val="00CA7D24"/>
+    <w:rsid w:val="00676A07"/>
     <w:rPr>
       <w:rFonts w:asciiTheme="majorHAnsi" w:eastAsiaTheme="majorEastAsia" w:hAnsiTheme="majorHAnsi" w:cstheme="majorBidi"/>
       <w:color w:val="2F5496" w:themeColor="accent1" w:themeShade="BF"/>
@@ -2557,7 +2693,7 @@
     <w:basedOn w:val="DefaultParagraphFont"/>
     <w:link w:val="Heading2"/>
     <w:uiPriority w:val="9"/>
-    <w:rsid w:val="00CA7D24"/>
+    <w:rsid w:val="00676A07"/>
     <w:rPr>
       <w:rFonts w:asciiTheme="majorHAnsi" w:eastAsiaTheme="majorEastAsia" w:hAnsiTheme="majorHAnsi" w:cstheme="majorBidi"/>
       <w:color w:val="2F5496" w:themeColor="accent1" w:themeShade="BF"/>
@@ -2571,7 +2707,7 @@
     <w:link w:val="Heading3"/>
     <w:uiPriority w:val="9"/>
     <w:semiHidden/>
-    <w:rsid w:val="00CA7D24"/>
+    <w:rsid w:val="00676A07"/>
     <w:rPr>
       <w:rFonts w:eastAsiaTheme="majorEastAsia" w:cstheme="majorBidi"/>
       <w:color w:val="2F5496" w:themeColor="accent1" w:themeShade="BF"/>
@@ -2585,7 +2721,7 @@
     <w:link w:val="Heading4"/>
     <w:uiPriority w:val="9"/>
     <w:semiHidden/>
-    <w:rsid w:val="00CA7D24"/>
+    <w:rsid w:val="00676A07"/>
     <w:rPr>
       <w:rFonts w:eastAsiaTheme="majorEastAsia" w:cstheme="majorBidi"/>
       <w:i/>
@@ -2599,7 +2735,7 @@
     <w:link w:val="Heading5"/>
     <w:uiPriority w:val="9"/>
     <w:semiHidden/>
-    <w:rsid w:val="00CA7D24"/>
+    <w:rsid w:val="00676A07"/>
     <w:rPr>
       <w:rFonts w:eastAsiaTheme="majorEastAsia" w:cstheme="majorBidi"/>
       <w:color w:val="2F5496" w:themeColor="accent1" w:themeShade="BF"/>
@@ -2611,7 +2747,7 @@
     <w:link w:val="Heading6"/>
     <w:uiPriority w:val="9"/>
     <w:semiHidden/>
-    <w:rsid w:val="00CA7D24"/>
+    <w:rsid w:val="00676A07"/>
     <w:rPr>
       <w:rFonts w:eastAsiaTheme="majorEastAsia" w:cstheme="majorBidi"/>
       <w:i/>
@@ -2625,7 +2761,7 @@
     <w:link w:val="Heading7"/>
     <w:uiPriority w:val="9"/>
     <w:semiHidden/>
-    <w:rsid w:val="00CA7D24"/>
+    <w:rsid w:val="00676A07"/>
     <w:rPr>
       <w:rFonts w:eastAsiaTheme="majorEastAsia" w:cstheme="majorBidi"/>
       <w:color w:val="595959" w:themeColor="text1" w:themeTint="A6"/>
@@ -2637,7 +2773,7 @@
     <w:link w:val="Heading8"/>
     <w:uiPriority w:val="9"/>
     <w:semiHidden/>
-    <w:rsid w:val="00CA7D24"/>
+    <w:rsid w:val="00676A07"/>
     <w:rPr>
       <w:rFonts w:eastAsiaTheme="majorEastAsia" w:cstheme="majorBidi"/>
       <w:i/>
@@ -2651,7 +2787,7 @@
     <w:link w:val="Heading9"/>
     <w:uiPriority w:val="9"/>
     <w:semiHidden/>
-    <w:rsid w:val="00CA7D24"/>
+    <w:rsid w:val="00676A07"/>
     <w:rPr>
       <w:rFonts w:eastAsiaTheme="majorEastAsia" w:cstheme="majorBidi"/>
       <w:color w:val="272727" w:themeColor="text1" w:themeTint="D8"/>
@@ -2664,7 +2800,7 @@
     <w:link w:val="TitleChar"/>
     <w:uiPriority w:val="10"/>
     <w:qFormat/>
-    <w:rsid w:val="00CA7D24"/>
+    <w:rsid w:val="00676A07"/>
     <w:pPr>
       <w:spacing w:after="80" w:line="240" w:lineRule="auto"/>
       <w:contextualSpacing/>
@@ -2682,7 +2818,7 @@
     <w:basedOn w:val="DefaultParagraphFont"/>
     <w:link w:val="Title"/>
     <w:uiPriority w:val="10"/>
-    <w:rsid w:val="00CA7D24"/>
+    <w:rsid w:val="00676A07"/>
     <w:rPr>
       <w:rFonts w:asciiTheme="majorHAnsi" w:eastAsiaTheme="majorEastAsia" w:hAnsiTheme="majorHAnsi" w:cstheme="majorBidi"/>
       <w:spacing w:val="-10"/>
@@ -2698,7 +2834,7 @@
     <w:link w:val="SubtitleChar"/>
     <w:uiPriority w:val="11"/>
     <w:qFormat/>
-    <w:rsid w:val="00CA7D24"/>
+    <w:rsid w:val="00676A07"/>
     <w:pPr>
       <w:numPr>
         <w:ilvl w:val="1"/>
@@ -2717,7 +2853,7 @@
     <w:basedOn w:val="DefaultParagraphFont"/>
     <w:link w:val="Subtitle"/>
     <w:uiPriority w:val="11"/>
-    <w:rsid w:val="00CA7D24"/>
+    <w:rsid w:val="00676A07"/>
     <w:rPr>
       <w:rFonts w:eastAsiaTheme="majorEastAsia" w:cstheme="majorBidi"/>
       <w:color w:val="595959" w:themeColor="text1" w:themeTint="A6"/>
@@ -2733,7 +2869,7 @@
     <w:link w:val="QuoteChar"/>
     <w:uiPriority w:val="29"/>
     <w:qFormat/>
-    <w:rsid w:val="00CA7D24"/>
+    <w:rsid w:val="00676A07"/>
     <w:pPr>
       <w:spacing w:before="160"/>
       <w:jc w:val="center"/>
@@ -2749,7 +2885,7 @@
     <w:basedOn w:val="DefaultParagraphFont"/>
     <w:link w:val="Quote"/>
     <w:uiPriority w:val="29"/>
-    <w:rsid w:val="00CA7D24"/>
+    <w:rsid w:val="00676A07"/>
     <w:rPr>
       <w:i/>
       <w:iCs/>
@@ -2761,7 +2897,7 @@
     <w:basedOn w:val="Normal"/>
     <w:uiPriority w:val="34"/>
     <w:qFormat/>
-    <w:rsid w:val="00CA7D24"/>
+    <w:rsid w:val="00676A07"/>
     <w:pPr>
       <w:ind w:left="720"/>
       <w:contextualSpacing/>
@@ -2772,7 +2908,7 @@
     <w:basedOn w:val="DefaultParagraphFont"/>
     <w:uiPriority w:val="21"/>
     <w:qFormat/>
-    <w:rsid w:val="00CA7D24"/>
+    <w:rsid w:val="00676A07"/>
     <w:rPr>
       <w:i/>
       <w:iCs/>
@@ -2786,7 +2922,7 @@
     <w:link w:val="IntenseQuoteChar"/>
     <w:uiPriority w:val="30"/>
     <w:qFormat/>
-    <w:rsid w:val="00CA7D24"/>
+    <w:rsid w:val="00676A07"/>
     <w:pPr>
       <w:pBdr>
         <w:top w:val="single" w:sz="4" w:space="10" w:color="2F5496" w:themeColor="accent1" w:themeShade="BF"/>
@@ -2807,7 +2943,7 @@
     <w:basedOn w:val="DefaultParagraphFont"/>
     <w:link w:val="IntenseQuote"/>
     <w:uiPriority w:val="30"/>
-    <w:rsid w:val="00CA7D24"/>
+    <w:rsid w:val="00676A07"/>
     <w:rPr>
       <w:i/>
       <w:iCs/>
@@ -2819,7 +2955,7 @@
     <w:basedOn w:val="DefaultParagraphFont"/>
     <w:uiPriority w:val="32"/>
     <w:qFormat/>
-    <w:rsid w:val="00CA7D24"/>
+    <w:rsid w:val="00676A07"/>
     <w:rPr>
       <w:b/>
       <w:bCs/>
